--- a/3д/Лабораторная работа 2/лабораторная_2.docx
+++ b/3д/Лабораторная работа 2/лабораторная_2.docx
@@ -1,6 +1,6 @@
 
 <file path=word/document.xml><?xml version="1.0" encoding="utf-8"?>
-<w:document xmlns:wpc="http://schemas.microsoft.com/office/word/2010/wordprocessingCanvas" xmlns:cx="http://schemas.microsoft.com/office/drawing/2014/chartex" xmlns:cx1="http://schemas.microsoft.com/office/drawing/2015/9/8/chartex" xmlns:cx2="http://schemas.microsoft.com/office/drawing/2015/10/21/chartex" xmlns:cx3="http://schemas.microsoft.com/office/drawing/2016/5/9/chartex" xmlns:cx4="http://schemas.microsoft.com/office/drawing/2016/5/10/chartex" xmlns:cx5="http://schemas.microsoft.com/office/drawing/2016/5/11/chartex" xmlns:cx6="http://schemas.microsoft.com/office/drawing/2016/5/12/chartex" xmlns:cx7="http://schemas.microsoft.com/office/drawing/2016/5/13/chartex" xmlns:cx8="http://schemas.microsoft.com/office/drawing/2016/5/14/chartex" xmlns:mc="http://schemas.openxmlformats.org/markup-compatibility/2006" xmlns:aink="http://schemas.microsoft.com/office/drawing/2016/ink" xmlns:am3d="http://schemas.microsoft.com/office/drawing/2017/model3d" xmlns:o="urn:schemas-microsoft-com:office:office" xmlns:r="http://schemas.openxmlformats.org/officeDocument/2006/relationships" xmlns:m="http://schemas.openxmlformats.org/officeDocument/2006/math" xmlns:v="urn:schemas-microsoft-com:vml" xmlns:wp14="http://schemas.microsoft.com/office/word/2010/wordprocessingDrawing" xmlns:wp="http://schemas.openxmlformats.org/drawingml/2006/wordprocessingDrawing" xmlns:w10="urn:schemas-microsoft-com:office:word" xmlns:w="http://schemas.openxmlformats.org/wordprocessingml/2006/main" xmlns:w14="http://schemas.microsoft.com/office/word/2010/wordml" xmlns:w15="http://schemas.microsoft.com/office/word/2012/wordml" xmlns:w16cex="http://schemas.microsoft.com/office/word/2018/wordml/cex" xmlns:w16cid="http://schemas.microsoft.com/office/word/2016/wordml/cid" xmlns:w16="http://schemas.microsoft.com/office/word/2018/wordml" xmlns:w16sdtdh="http://schemas.microsoft.com/office/word/2020/wordml/sdtdatahash" xmlns:w16se="http://schemas.microsoft.com/office/word/2015/wordml/symex" xmlns:wpg="http://schemas.microsoft.com/office/word/2010/wordprocessingGroup" xmlns:wpi="http://schemas.microsoft.com/office/word/2010/wordprocessingInk" xmlns:wne="http://schemas.microsoft.com/office/word/2006/wordml" xmlns:wps="http://schemas.microsoft.com/office/word/2010/wordprocessingShape" mc:Ignorable="w14 w15 w16se w16cid w16 w16cex w16sdtdh wp14">
+<w:document xmlns:wpc="http://schemas.microsoft.com/office/word/2010/wordprocessingCanvas" xmlns:cx="http://schemas.microsoft.com/office/drawing/2014/chartex" xmlns:cx1="http://schemas.microsoft.com/office/drawing/2015/9/8/chartex" xmlns:cx2="http://schemas.microsoft.com/office/drawing/2015/10/21/chartex" xmlns:cx3="http://schemas.microsoft.com/office/drawing/2016/5/9/chartex" xmlns:cx4="http://schemas.microsoft.com/office/drawing/2016/5/10/chartex" xmlns:cx5="http://schemas.microsoft.com/office/drawing/2016/5/11/chartex" xmlns:cx6="http://schemas.microsoft.com/office/drawing/2016/5/12/chartex" xmlns:cx7="http://schemas.microsoft.com/office/drawing/2016/5/13/chartex" xmlns:cx8="http://schemas.microsoft.com/office/drawing/2016/5/14/chartex" xmlns:mc="http://schemas.openxmlformats.org/markup-compatibility/2006" xmlns:aink="http://schemas.microsoft.com/office/drawing/2016/ink" xmlns:am3d="http://schemas.microsoft.com/office/drawing/2017/model3d" xmlns:o="urn:schemas-microsoft-com:office:office" xmlns:oel="http://schemas.microsoft.com/office/2019/extlst" xmlns:r="http://schemas.openxmlformats.org/officeDocument/2006/relationships" xmlns:m="http://schemas.openxmlformats.org/officeDocument/2006/math" xmlns:v="urn:schemas-microsoft-com:vml" xmlns:wp14="http://schemas.microsoft.com/office/word/2010/wordprocessingDrawing" xmlns:wp="http://schemas.openxmlformats.org/drawingml/2006/wordprocessingDrawing" xmlns:w10="urn:schemas-microsoft-com:office:word" xmlns:w="http://schemas.openxmlformats.org/wordprocessingml/2006/main" xmlns:w14="http://schemas.microsoft.com/office/word/2010/wordml" xmlns:w15="http://schemas.microsoft.com/office/word/2012/wordml" xmlns:w16cex="http://schemas.microsoft.com/office/word/2018/wordml/cex" xmlns:w16cid="http://schemas.microsoft.com/office/word/2016/wordml/cid" xmlns:w16="http://schemas.microsoft.com/office/word/2018/wordml" xmlns:w16du="http://schemas.microsoft.com/office/word/2023/wordml/word16du" xmlns:w16sdtdh="http://schemas.microsoft.com/office/word/2020/wordml/sdtdatahash" xmlns:w16sdtfl="http://schemas.microsoft.com/office/word/2024/wordml/sdtformatlock" xmlns:w16se="http://schemas.microsoft.com/office/word/2015/wordml/symex" xmlns:wpg="http://schemas.microsoft.com/office/word/2010/wordprocessingGroup" xmlns:wpi="http://schemas.microsoft.com/office/word/2010/wordprocessingInk" xmlns:wne="http://schemas.microsoft.com/office/word/2006/wordml" xmlns:wps="http://schemas.microsoft.com/office/word/2010/wordprocessingShape" mc:Ignorable="w14 w15 w16se w16cid w16 w16cex w16sdtdh w16sdtfl w16du wp14">
   <w:body>
     <w:p>
       <w:pPr>
@@ -407,12 +407,21 @@
           <w:szCs w:val="28"/>
         </w:rPr>
       </w:pPr>
+      <w:proofErr w:type="spellStart"/>
       <w:r>
         <w:rPr>
           <w:sz w:val="28"/>
           <w:szCs w:val="28"/>
         </w:rPr>
-        <w:t>Ключкин Алексей Викторович</w:t>
+        <w:t>Ключкин</w:t>
+      </w:r>
+      <w:proofErr w:type="spellEnd"/>
+      <w:r>
+        <w:rPr>
+          <w:sz w:val="28"/>
+          <w:szCs w:val="28"/>
+        </w:rPr>
+        <w:t xml:space="preserve"> Алексей Викторович</w:t>
       </w:r>
     </w:p>
     <w:p>
@@ -795,8 +804,33 @@
           <w:sz w:val="28"/>
           <w:szCs w:val="24"/>
         </w:rPr>
-        <w:t>создайте 3 – 5 своих моделей методом destructive modeling</w:t>
-      </w:r>
+        <w:t xml:space="preserve">создайте 3 – 5 своих моделей методом </w:t>
+      </w:r>
+      <w:proofErr w:type="spellStart"/>
+      <w:r>
+        <w:rPr>
+          <w:sz w:val="28"/>
+          <w:szCs w:val="24"/>
+        </w:rPr>
+        <w:t>destructive</w:t>
+      </w:r>
+      <w:proofErr w:type="spellEnd"/>
+      <w:r>
+        <w:rPr>
+          <w:sz w:val="28"/>
+          <w:szCs w:val="24"/>
+        </w:rPr>
+        <w:t xml:space="preserve"> </w:t>
+      </w:r>
+      <w:proofErr w:type="spellStart"/>
+      <w:r>
+        <w:rPr>
+          <w:sz w:val="28"/>
+          <w:szCs w:val="24"/>
+        </w:rPr>
+        <w:t>modeling</w:t>
+      </w:r>
+      <w:proofErr w:type="spellEnd"/>
     </w:p>
     <w:p>
       <w:pPr>
@@ -808,20 +842,32 @@
           <w:bCs/>
           <w:sz w:val="28"/>
           <w:szCs w:val="24"/>
+          <w:lang w:val="en-US"/>
         </w:rPr>
       </w:pPr>
     </w:p>
     <w:p>
       <w:pPr>
         <w:keepNext/>
-        <w:spacing w:before="80" w:after="60"/>
+        <w:spacing w:before="180" w:after="100"/>
         <w:jc w:val="center"/>
-      </w:pPr>
-      <w:r>
-        <w:rPr>
+        <w:rPr>
+          <w:b/>
+          <w:bCs/>
+          <w:sz w:val="28"/>
+          <w:szCs w:val="24"/>
+          <w:lang w:val="en-US"/>
+        </w:rPr>
+      </w:pPr>
+      <w:r>
+        <w:rPr>
+          <w:b/>
           <w:noProof/>
-        </w:rPr>
-        <w:pict w14:anchorId="5A0961DC">
+          <w:sz w:val="28"/>
+          <w:szCs w:val="24"/>
+          <w:lang w:val="en-US"/>
+        </w:rPr>
+        <w:pict w14:anchorId="3A6E1407">
           <v:shapetype id="_x0000_t75" coordsize="21600,21600" o:spt="75" o:preferrelative="t" path="m@4@5l@4@11@9@11@9@5xe" filled="f" stroked="f">
             <v:stroke joinstyle="miter"/>
             <v:formulas>
@@ -841,7 +887,7 @@
             <v:path o:extrusionok="f" gradientshapeok="t" o:connecttype="rect"/>
             <o:lock v:ext="edit" aspectratio="t"/>
           </v:shapetype>
-          <v:shape id="Рисунок 1" o:spid="_x0000_i1030" type="#_x0000_t75" style="width:363.75pt;height:5in;visibility:visible;mso-wrap-style:square">
+          <v:shape id="Рисунок 1" o:spid="_x0000_i1031" type="#_x0000_t75" style="width:362.25pt;height:235.5pt;visibility:visible;mso-wrap-style:square">
             <v:imagedata r:id="rId7" o:title=""/>
           </v:shape>
         </w:pict>
@@ -868,31 +914,36 @@
           <w:sz w:val="28"/>
           <w:szCs w:val="24"/>
         </w:rPr>
-        <w:t>бита</w:t>
-      </w:r>
-    </w:p>
-    <w:p>
-      <w:pPr>
-        <w:keepNext/>
-        <w:spacing w:before="180" w:after="100"/>
+        <w:t>стол</w:t>
+      </w:r>
+    </w:p>
+    <w:p>
+      <w:pPr>
+        <w:spacing w:after="120"/>
         <w:jc w:val="center"/>
         <w:rPr>
-          <w:b/>
+          <w:sz w:val="28"/>
+          <w:szCs w:val="24"/>
+        </w:rPr>
+      </w:pPr>
+    </w:p>
+    <w:p>
+      <w:pPr>
+        <w:spacing w:after="120"/>
+        <w:jc w:val="center"/>
+        <w:rPr>
+          <w:sz w:val="28"/>
+          <w:szCs w:val="24"/>
+        </w:rPr>
+      </w:pPr>
+      <w:r>
+        <w:rPr>
           <w:noProof/>
           <w:sz w:val="28"/>
           <w:szCs w:val="24"/>
         </w:rPr>
-      </w:pPr>
-      <w:r>
-        <w:rPr>
-          <w:b/>
-          <w:noProof/>
-          <w:sz w:val="28"/>
-          <w:szCs w:val="24"/>
-        </w:rPr>
-        <w:lastRenderedPageBreak/>
-        <w:pict w14:anchorId="2E941027">
-          <v:shape id="_x0000_i1034" type="#_x0000_t75" style="width:318.75pt;height:309.75pt;visibility:visible;mso-wrap-style:square">
+        <w:pict w14:anchorId="0287DFD7">
+          <v:shape id="_x0000_i1032" type="#_x0000_t75" style="width:332.25pt;height:283.5pt;visibility:visible;mso-wrap-style:square">
             <v:imagedata r:id="rId8" o:title=""/>
           </v:shape>
         </w:pict>
@@ -919,13 +970,6 @@
           <w:sz w:val="28"/>
           <w:szCs w:val="24"/>
         </w:rPr>
-        <w:t xml:space="preserve"> 2</w:t>
-      </w:r>
-      <w:r>
-        <w:rPr>
-          <w:sz w:val="28"/>
-          <w:szCs w:val="24"/>
-        </w:rPr>
         <w:t xml:space="preserve"> </w:t>
       </w:r>
       <w:r>
@@ -933,6 +977,20 @@
           <w:sz w:val="28"/>
           <w:szCs w:val="24"/>
         </w:rPr>
+        <w:t>2</w:t>
+      </w:r>
+      <w:r>
+        <w:rPr>
+          <w:sz w:val="28"/>
+          <w:szCs w:val="24"/>
+        </w:rPr>
+        <w:t xml:space="preserve"> </w:t>
+      </w:r>
+      <w:r>
+        <w:rPr>
+          <w:sz w:val="28"/>
+          <w:szCs w:val="24"/>
+        </w:rPr>
         <w:t>–</w:t>
       </w:r>
       <w:r>
@@ -947,7 +1005,7 @@
           <w:sz w:val="28"/>
           <w:szCs w:val="24"/>
         </w:rPr>
-        <w:t>пончик и бита</w:t>
+        <w:t>кружка</w:t>
       </w:r>
     </w:p>
     <w:p>
@@ -962,25 +1020,31 @@
     </w:p>
     <w:p>
       <w:pPr>
-        <w:keepNext/>
-        <w:spacing w:before="180" w:after="100"/>
+        <w:spacing w:after="120"/>
         <w:jc w:val="center"/>
         <w:rPr>
-          <w:b/>
+          <w:sz w:val="28"/>
+          <w:szCs w:val="24"/>
+        </w:rPr>
+      </w:pPr>
+    </w:p>
+    <w:p>
+      <w:pPr>
+        <w:spacing w:after="120"/>
+        <w:jc w:val="center"/>
+        <w:rPr>
+          <w:sz w:val="28"/>
+          <w:szCs w:val="24"/>
+        </w:rPr>
+      </w:pPr>
+      <w:r>
+        <w:rPr>
           <w:noProof/>
           <w:sz w:val="28"/>
           <w:szCs w:val="24"/>
         </w:rPr>
-      </w:pPr>
-      <w:r>
-        <w:rPr>
-          <w:b/>
-          <w:noProof/>
-          <w:sz w:val="28"/>
-          <w:szCs w:val="24"/>
-        </w:rPr>
-        <w:pict w14:anchorId="4739F4F6">
-          <v:shape id="_x0000_i1043" type="#_x0000_t75" style="width:359.25pt;height:295.5pt;visibility:visible;mso-wrap-style:square">
+        <w:pict w14:anchorId="3634D860">
+          <v:shape id="_x0000_i1033" type="#_x0000_t75" style="width:332.25pt;height:267pt;visibility:visible;mso-wrap-style:square">
             <v:imagedata r:id="rId9" o:title=""/>
           </v:shape>
         </w:pict>
@@ -1035,8 +1099,164 @@
           <w:sz w:val="28"/>
           <w:szCs w:val="24"/>
         </w:rPr>
-        <w:t>пончик с битой и шляпой</w:t>
-      </w:r>
+        <w:t>мешок</w:t>
+      </w:r>
+    </w:p>
+    <w:p>
+      <w:pPr>
+        <w:spacing w:after="100"/>
+        <w:jc w:val="both"/>
+        <w:rPr>
+          <w:sz w:val="28"/>
+          <w:szCs w:val="24"/>
+        </w:rPr>
+      </w:pPr>
+    </w:p>
+    <w:p>
+      <w:pPr>
+        <w:spacing w:after="100"/>
+        <w:jc w:val="center"/>
+        <w:rPr>
+          <w:sz w:val="28"/>
+          <w:szCs w:val="24"/>
+        </w:rPr>
+      </w:pPr>
+      <w:r>
+        <w:rPr>
+          <w:noProof/>
+          <w:sz w:val="28"/>
+          <w:szCs w:val="24"/>
+        </w:rPr>
+        <w:pict w14:anchorId="0631B17B">
+          <v:shape id="_x0000_i1034" type="#_x0000_t75" style="width:269.25pt;height:330pt;visibility:visible;mso-wrap-style:square">
+            <v:imagedata r:id="rId10" o:title=""/>
+          </v:shape>
+        </w:pict>
+      </w:r>
+    </w:p>
+    <w:p>
+      <w:pPr>
+        <w:spacing w:after="120"/>
+        <w:jc w:val="center"/>
+        <w:rPr>
+          <w:sz w:val="28"/>
+          <w:szCs w:val="24"/>
+        </w:rPr>
+      </w:pPr>
+      <w:r>
+        <w:rPr>
+          <w:sz w:val="28"/>
+          <w:szCs w:val="24"/>
+        </w:rPr>
+        <w:t>Рисунок</w:t>
+      </w:r>
+      <w:r>
+        <w:rPr>
+          <w:sz w:val="28"/>
+          <w:szCs w:val="24"/>
+        </w:rPr>
+        <w:t xml:space="preserve"> 4–</w:t>
+      </w:r>
+      <w:r>
+        <w:rPr>
+          <w:sz w:val="28"/>
+          <w:szCs w:val="24"/>
+        </w:rPr>
+        <w:t xml:space="preserve"> </w:t>
+      </w:r>
+      <w:r>
+        <w:rPr>
+          <w:sz w:val="28"/>
+          <w:szCs w:val="24"/>
+        </w:rPr>
+        <w:t>кружка</w:t>
+      </w:r>
+    </w:p>
+    <w:p>
+      <w:pPr>
+        <w:spacing w:after="100"/>
+        <w:jc w:val="both"/>
+        <w:rPr>
+          <w:noProof/>
+          <w:sz w:val="28"/>
+          <w:szCs w:val="24"/>
+        </w:rPr>
+      </w:pPr>
+      <w:r>
+        <w:rPr>
+          <w:noProof/>
+          <w:sz w:val="28"/>
+          <w:szCs w:val="24"/>
+        </w:rPr>
+        <w:lastRenderedPageBreak/>
+        <w:pict w14:anchorId="68280C4D">
+          <v:shape id="_x0000_i1043" type="#_x0000_t75" style="width:467.25pt;height:309pt;visibility:visible;mso-wrap-style:square">
+            <v:imagedata r:id="rId11" o:title=""/>
+          </v:shape>
+        </w:pict>
+      </w:r>
+    </w:p>
+    <w:p>
+      <w:pPr>
+        <w:spacing w:after="120"/>
+        <w:jc w:val="center"/>
+        <w:rPr>
+          <w:sz w:val="28"/>
+          <w:szCs w:val="24"/>
+        </w:rPr>
+      </w:pPr>
+      <w:r>
+        <w:rPr>
+          <w:sz w:val="28"/>
+          <w:szCs w:val="24"/>
+        </w:rPr>
+        <w:t>Рисунок</w:t>
+      </w:r>
+      <w:r>
+        <w:rPr>
+          <w:sz w:val="28"/>
+          <w:szCs w:val="24"/>
+        </w:rPr>
+        <w:t xml:space="preserve"> 4</w:t>
+      </w:r>
+      <w:r>
+        <w:rPr>
+          <w:sz w:val="28"/>
+          <w:szCs w:val="24"/>
+        </w:rPr>
+        <w:t xml:space="preserve"> </w:t>
+      </w:r>
+      <w:r>
+        <w:rPr>
+          <w:sz w:val="28"/>
+          <w:szCs w:val="24"/>
+        </w:rPr>
+        <w:t>–</w:t>
+      </w:r>
+      <w:r>
+        <w:rPr>
+          <w:sz w:val="28"/>
+          <w:szCs w:val="24"/>
+        </w:rPr>
+        <w:t xml:space="preserve"> </w:t>
+      </w:r>
+      <w:r>
+        <w:rPr>
+          <w:sz w:val="28"/>
+          <w:szCs w:val="24"/>
+        </w:rPr>
+        <w:t xml:space="preserve">сцена </w:t>
+      </w:r>
+    </w:p>
+    <w:p>
+      <w:pPr>
+        <w:spacing w:after="100"/>
+        <w:jc w:val="both"/>
+        <w:rPr>
+          <w:sz w:val="28"/>
+          <w:szCs w:val="24"/>
+        </w:rPr>
+      </w:pPr>
     </w:p>
     <w:p>
       <w:pPr>
@@ -1090,21 +1310,7 @@
           <w:sz w:val="28"/>
           <w:szCs w:val="24"/>
         </w:rPr>
-        <w:t>познаком</w:t>
-      </w:r>
-      <w:r>
-        <w:rPr>
-          <w:sz w:val="28"/>
-          <w:szCs w:val="24"/>
-        </w:rPr>
-        <w:t xml:space="preserve">ился </w:t>
-      </w:r>
-      <w:r>
-        <w:rPr>
-          <w:sz w:val="28"/>
-          <w:szCs w:val="24"/>
-        </w:rPr>
-        <w:t>с д</w:t>
+        <w:t>познакомился с д</w:t>
       </w:r>
       <w:r>
         <w:rPr>
@@ -1146,7 +1352,7 @@
 </file>
 
 <file path=word/endnotes.xml><?xml version="1.0" encoding="utf-8"?>
-<w:endnotes xmlns:wpc="http://schemas.microsoft.com/office/word/2010/wordprocessingCanvas" xmlns:cx="http://schemas.microsoft.com/office/drawing/2014/chartex" xmlns:cx1="http://schemas.microsoft.com/office/drawing/2015/9/8/chartex" xmlns:cx2="http://schemas.microsoft.com/office/drawing/2015/10/21/chartex" xmlns:cx3="http://schemas.microsoft.com/office/drawing/2016/5/9/chartex" xmlns:cx4="http://schemas.microsoft.com/office/drawing/2016/5/10/chartex" xmlns:cx5="http://schemas.microsoft.com/office/drawing/2016/5/11/chartex" xmlns:cx6="http://schemas.microsoft.com/office/drawing/2016/5/12/chartex" xmlns:cx7="http://schemas.microsoft.com/office/drawing/2016/5/13/chartex" xmlns:cx8="http://schemas.microsoft.com/office/drawing/2016/5/14/chartex" xmlns:mc="http://schemas.openxmlformats.org/markup-compatibility/2006" xmlns:aink="http://schemas.microsoft.com/office/drawing/2016/ink" xmlns:am3d="http://schemas.microsoft.com/office/drawing/2017/model3d" xmlns:o="urn:schemas-microsoft-com:office:office" xmlns:r="http://schemas.openxmlformats.org/officeDocument/2006/relationships" xmlns:m="http://schemas.openxmlformats.org/officeDocument/2006/math" xmlns:v="urn:schemas-microsoft-com:vml" xmlns:wp14="http://schemas.microsoft.com/office/word/2010/wordprocessingDrawing" xmlns:wp="http://schemas.openxmlformats.org/drawingml/2006/wordprocessingDrawing" xmlns:w10="urn:schemas-microsoft-com:office:word" xmlns:w="http://schemas.openxmlformats.org/wordprocessingml/2006/main" xmlns:w14="http://schemas.microsoft.com/office/word/2010/wordml" xmlns:w15="http://schemas.microsoft.com/office/word/2012/wordml" xmlns:w16cex="http://schemas.microsoft.com/office/word/2018/wordml/cex" xmlns:w16cid="http://schemas.microsoft.com/office/word/2016/wordml/cid" xmlns:w16="http://schemas.microsoft.com/office/word/2018/wordml" xmlns:w16sdtdh="http://schemas.microsoft.com/office/word/2020/wordml/sdtdatahash" xmlns:w16se="http://schemas.microsoft.com/office/word/2015/wordml/symex" xmlns:wpg="http://schemas.microsoft.com/office/word/2010/wordprocessingGroup" xmlns:wpi="http://schemas.microsoft.com/office/word/2010/wordprocessingInk" xmlns:wne="http://schemas.microsoft.com/office/word/2006/wordml" xmlns:wps="http://schemas.microsoft.com/office/word/2010/wordprocessingShape" mc:Ignorable="w14 w15 w16se w16cid w16 w16cex w16sdtdh wp14">
+<w:endnotes xmlns:wpc="http://schemas.microsoft.com/office/word/2010/wordprocessingCanvas" xmlns:cx="http://schemas.microsoft.com/office/drawing/2014/chartex" xmlns:cx1="http://schemas.microsoft.com/office/drawing/2015/9/8/chartex" xmlns:cx2="http://schemas.microsoft.com/office/drawing/2015/10/21/chartex" xmlns:cx3="http://schemas.microsoft.com/office/drawing/2016/5/9/chartex" xmlns:cx4="http://schemas.microsoft.com/office/drawing/2016/5/10/chartex" xmlns:cx5="http://schemas.microsoft.com/office/drawing/2016/5/11/chartex" xmlns:cx6="http://schemas.microsoft.com/office/drawing/2016/5/12/chartex" xmlns:cx7="http://schemas.microsoft.com/office/drawing/2016/5/13/chartex" xmlns:cx8="http://schemas.microsoft.com/office/drawing/2016/5/14/chartex" xmlns:mc="http://schemas.openxmlformats.org/markup-compatibility/2006" xmlns:aink="http://schemas.microsoft.com/office/drawing/2016/ink" xmlns:am3d="http://schemas.microsoft.com/office/drawing/2017/model3d" xmlns:o="urn:schemas-microsoft-com:office:office" xmlns:oel="http://schemas.microsoft.com/office/2019/extlst" xmlns:r="http://schemas.openxmlformats.org/officeDocument/2006/relationships" xmlns:m="http://schemas.openxmlformats.org/officeDocument/2006/math" xmlns:v="urn:schemas-microsoft-com:vml" xmlns:wp14="http://schemas.microsoft.com/office/word/2010/wordprocessingDrawing" xmlns:wp="http://schemas.openxmlformats.org/drawingml/2006/wordprocessingDrawing" xmlns:w10="urn:schemas-microsoft-com:office:word" xmlns:w="http://schemas.openxmlformats.org/wordprocessingml/2006/main" xmlns:w14="http://schemas.microsoft.com/office/word/2010/wordml" xmlns:w15="http://schemas.microsoft.com/office/word/2012/wordml" xmlns:w16cex="http://schemas.microsoft.com/office/word/2018/wordml/cex" xmlns:w16cid="http://schemas.microsoft.com/office/word/2016/wordml/cid" xmlns:w16="http://schemas.microsoft.com/office/word/2018/wordml" xmlns:w16du="http://schemas.microsoft.com/office/word/2023/wordml/word16du" xmlns:w16sdtdh="http://schemas.microsoft.com/office/word/2020/wordml/sdtdatahash" xmlns:w16sdtfl="http://schemas.microsoft.com/office/word/2024/wordml/sdtformatlock" xmlns:w16se="http://schemas.microsoft.com/office/word/2015/wordml/symex" xmlns:wpg="http://schemas.microsoft.com/office/word/2010/wordprocessingGroup" xmlns:wpi="http://schemas.microsoft.com/office/word/2010/wordprocessingInk" xmlns:wne="http://schemas.microsoft.com/office/word/2006/wordml" xmlns:wps="http://schemas.microsoft.com/office/word/2010/wordprocessingShape" mc:Ignorable="w14 w15 w16se w16cid w16 w16cex w16sdtdh w16sdtfl w16du wp14">
   <w:endnote w:type="separator" w:id="-1">
     <w:p>
       <w:r>
@@ -1165,7 +1371,7 @@
 </file>
 
 <file path=word/footnotes.xml><?xml version="1.0" encoding="utf-8"?>
-<w:footnotes xmlns:wpc="http://schemas.microsoft.com/office/word/2010/wordprocessingCanvas" xmlns:cx="http://schemas.microsoft.com/office/drawing/2014/chartex" xmlns:cx1="http://schemas.microsoft.com/office/drawing/2015/9/8/chartex" xmlns:cx2="http://schemas.microsoft.com/office/drawing/2015/10/21/chartex" xmlns:cx3="http://schemas.microsoft.com/office/drawing/2016/5/9/chartex" xmlns:cx4="http://schemas.microsoft.com/office/drawing/2016/5/10/chartex" xmlns:cx5="http://schemas.microsoft.com/office/drawing/2016/5/11/chartex" xmlns:cx6="http://schemas.microsoft.com/office/drawing/2016/5/12/chartex" xmlns:cx7="http://schemas.microsoft.com/office/drawing/2016/5/13/chartex" xmlns:cx8="http://schemas.microsoft.com/office/drawing/2016/5/14/chartex" xmlns:mc="http://schemas.openxmlformats.org/markup-compatibility/2006" xmlns:aink="http://schemas.microsoft.com/office/drawing/2016/ink" xmlns:am3d="http://schemas.microsoft.com/office/drawing/2017/model3d" xmlns:o="urn:schemas-microsoft-com:office:office" xmlns:r="http://schemas.openxmlformats.org/officeDocument/2006/relationships" xmlns:m="http://schemas.openxmlformats.org/officeDocument/2006/math" xmlns:v="urn:schemas-microsoft-com:vml" xmlns:wp14="http://schemas.microsoft.com/office/word/2010/wordprocessingDrawing" xmlns:wp="http://schemas.openxmlformats.org/drawingml/2006/wordprocessingDrawing" xmlns:w10="urn:schemas-microsoft-com:office:word" xmlns:w="http://schemas.openxmlformats.org/wordprocessingml/2006/main" xmlns:w14="http://schemas.microsoft.com/office/word/2010/wordml" xmlns:w15="http://schemas.microsoft.com/office/word/2012/wordml" xmlns:w16cex="http://schemas.microsoft.com/office/word/2018/wordml/cex" xmlns:w16cid="http://schemas.microsoft.com/office/word/2016/wordml/cid" xmlns:w16="http://schemas.microsoft.com/office/word/2018/wordml" xmlns:w16sdtdh="http://schemas.microsoft.com/office/word/2020/wordml/sdtdatahash" xmlns:w16se="http://schemas.microsoft.com/office/word/2015/wordml/symex" xmlns:wpg="http://schemas.microsoft.com/office/word/2010/wordprocessingGroup" xmlns:wpi="http://schemas.microsoft.com/office/word/2010/wordprocessingInk" xmlns:wne="http://schemas.microsoft.com/office/word/2006/wordml" xmlns:wps="http://schemas.microsoft.com/office/word/2010/wordprocessingShape" mc:Ignorable="w14 w15 w16se w16cid w16 w16cex w16sdtdh wp14">
+<w:footnotes xmlns:wpc="http://schemas.microsoft.com/office/word/2010/wordprocessingCanvas" xmlns:cx="http://schemas.microsoft.com/office/drawing/2014/chartex" xmlns:cx1="http://schemas.microsoft.com/office/drawing/2015/9/8/chartex" xmlns:cx2="http://schemas.microsoft.com/office/drawing/2015/10/21/chartex" xmlns:cx3="http://schemas.microsoft.com/office/drawing/2016/5/9/chartex" xmlns:cx4="http://schemas.microsoft.com/office/drawing/2016/5/10/chartex" xmlns:cx5="http://schemas.microsoft.com/office/drawing/2016/5/11/chartex" xmlns:cx6="http://schemas.microsoft.com/office/drawing/2016/5/12/chartex" xmlns:cx7="http://schemas.microsoft.com/office/drawing/2016/5/13/chartex" xmlns:cx8="http://schemas.microsoft.com/office/drawing/2016/5/14/chartex" xmlns:mc="http://schemas.openxmlformats.org/markup-compatibility/2006" xmlns:aink="http://schemas.microsoft.com/office/drawing/2016/ink" xmlns:am3d="http://schemas.microsoft.com/office/drawing/2017/model3d" xmlns:o="urn:schemas-microsoft-com:office:office" xmlns:oel="http://schemas.microsoft.com/office/2019/extlst" xmlns:r="http://schemas.openxmlformats.org/officeDocument/2006/relationships" xmlns:m="http://schemas.openxmlformats.org/officeDocument/2006/math" xmlns:v="urn:schemas-microsoft-com:vml" xmlns:wp14="http://schemas.microsoft.com/office/word/2010/wordprocessingDrawing" xmlns:wp="http://schemas.openxmlformats.org/drawingml/2006/wordprocessingDrawing" xmlns:w10="urn:schemas-microsoft-com:office:word" xmlns:w="http://schemas.openxmlformats.org/wordprocessingml/2006/main" xmlns:w14="http://schemas.microsoft.com/office/word/2010/wordml" xmlns:w15="http://schemas.microsoft.com/office/word/2012/wordml" xmlns:w16cex="http://schemas.microsoft.com/office/word/2018/wordml/cex" xmlns:w16cid="http://schemas.microsoft.com/office/word/2016/wordml/cid" xmlns:w16="http://schemas.microsoft.com/office/word/2018/wordml" xmlns:w16du="http://schemas.microsoft.com/office/word/2023/wordml/word16du" xmlns:w16sdtdh="http://schemas.microsoft.com/office/word/2020/wordml/sdtdatahash" xmlns:w16sdtfl="http://schemas.microsoft.com/office/word/2024/wordml/sdtformatlock" xmlns:w16se="http://schemas.microsoft.com/office/word/2015/wordml/symex" xmlns:wpg="http://schemas.microsoft.com/office/word/2010/wordprocessingGroup" xmlns:wpi="http://schemas.microsoft.com/office/word/2010/wordprocessingInk" xmlns:wne="http://schemas.microsoft.com/office/word/2006/wordml" xmlns:wps="http://schemas.microsoft.com/office/word/2010/wordprocessingShape" mc:Ignorable="w14 w15 w16se w16cid w16 w16cex w16sdtdh w16sdtfl w16du wp14">
   <w:footnote w:type="separator" w:id="-1">
     <w:p>
       <w:r>
@@ -1184,7 +1390,7 @@
 </file>
 
 <file path=word/numbering.xml><?xml version="1.0" encoding="utf-8"?>
-<w:numbering xmlns:wpc="http://schemas.microsoft.com/office/word/2010/wordprocessingCanvas" xmlns:cx="http://schemas.microsoft.com/office/drawing/2014/chartex" xmlns:cx1="http://schemas.microsoft.com/office/drawing/2015/9/8/chartex" xmlns:cx2="http://schemas.microsoft.com/office/drawing/2015/10/21/chartex" xmlns:cx3="http://schemas.microsoft.com/office/drawing/2016/5/9/chartex" xmlns:cx4="http://schemas.microsoft.com/office/drawing/2016/5/10/chartex" xmlns:cx5="http://schemas.microsoft.com/office/drawing/2016/5/11/chartex" xmlns:cx6="http://schemas.microsoft.com/office/drawing/2016/5/12/chartex" xmlns:cx7="http://schemas.microsoft.com/office/drawing/2016/5/13/chartex" xmlns:cx8="http://schemas.microsoft.com/office/drawing/2016/5/14/chartex" xmlns:mc="http://schemas.openxmlformats.org/markup-compatibility/2006" xmlns:aink="http://schemas.microsoft.com/office/drawing/2016/ink" xmlns:am3d="http://schemas.microsoft.com/office/drawing/2017/model3d" xmlns:o="urn:schemas-microsoft-com:office:office" xmlns:r="http://schemas.openxmlformats.org/officeDocument/2006/relationships" xmlns:m="http://schemas.openxmlformats.org/officeDocument/2006/math" xmlns:v="urn:schemas-microsoft-com:vml" xmlns:wp14="http://schemas.microsoft.com/office/word/2010/wordprocessingDrawing" xmlns:wp="http://schemas.openxmlformats.org/drawingml/2006/wordprocessingDrawing" xmlns:w10="urn:schemas-microsoft-com:office:word" xmlns:w="http://schemas.openxmlformats.org/wordprocessingml/2006/main" xmlns:w14="http://schemas.microsoft.com/office/word/2010/wordml" xmlns:w15="http://schemas.microsoft.com/office/word/2012/wordml" xmlns:w16cex="http://schemas.microsoft.com/office/word/2018/wordml/cex" xmlns:w16cid="http://schemas.microsoft.com/office/word/2016/wordml/cid" xmlns:w16="http://schemas.microsoft.com/office/word/2018/wordml" xmlns:w16sdtdh="http://schemas.microsoft.com/office/word/2020/wordml/sdtdatahash" xmlns:w16se="http://schemas.microsoft.com/office/word/2015/wordml/symex" xmlns:wpg="http://schemas.microsoft.com/office/word/2010/wordprocessingGroup" xmlns:wpi="http://schemas.microsoft.com/office/word/2010/wordprocessingInk" xmlns:wne="http://schemas.microsoft.com/office/word/2006/wordml" xmlns:wps="http://schemas.microsoft.com/office/word/2010/wordprocessingShape" mc:Ignorable="w14 w15 w16se w16cid w16 w16cex w16sdtdh wp14">
+<w:numbering xmlns:wpc="http://schemas.microsoft.com/office/word/2010/wordprocessingCanvas" xmlns:cx="http://schemas.microsoft.com/office/drawing/2014/chartex" xmlns:cx1="http://schemas.microsoft.com/office/drawing/2015/9/8/chartex" xmlns:cx2="http://schemas.microsoft.com/office/drawing/2015/10/21/chartex" xmlns:cx3="http://schemas.microsoft.com/office/drawing/2016/5/9/chartex" xmlns:cx4="http://schemas.microsoft.com/office/drawing/2016/5/10/chartex" xmlns:cx5="http://schemas.microsoft.com/office/drawing/2016/5/11/chartex" xmlns:cx6="http://schemas.microsoft.com/office/drawing/2016/5/12/chartex" xmlns:cx7="http://schemas.microsoft.com/office/drawing/2016/5/13/chartex" xmlns:cx8="http://schemas.microsoft.com/office/drawing/2016/5/14/chartex" xmlns:mc="http://schemas.openxmlformats.org/markup-compatibility/2006" xmlns:aink="http://schemas.microsoft.com/office/drawing/2016/ink" xmlns:am3d="http://schemas.microsoft.com/office/drawing/2017/model3d" xmlns:o="urn:schemas-microsoft-com:office:office" xmlns:oel="http://schemas.microsoft.com/office/2019/extlst" xmlns:r="http://schemas.openxmlformats.org/officeDocument/2006/relationships" xmlns:m="http://schemas.openxmlformats.org/officeDocument/2006/math" xmlns:v="urn:schemas-microsoft-com:vml" xmlns:wp14="http://schemas.microsoft.com/office/word/2010/wordprocessingDrawing" xmlns:wp="http://schemas.openxmlformats.org/drawingml/2006/wordprocessingDrawing" xmlns:w10="urn:schemas-microsoft-com:office:word" xmlns:w="http://schemas.openxmlformats.org/wordprocessingml/2006/main" xmlns:w14="http://schemas.microsoft.com/office/word/2010/wordml" xmlns:w15="http://schemas.microsoft.com/office/word/2012/wordml" xmlns:w16cex="http://schemas.microsoft.com/office/word/2018/wordml/cex" xmlns:w16cid="http://schemas.microsoft.com/office/word/2016/wordml/cid" xmlns:w16="http://schemas.microsoft.com/office/word/2018/wordml" xmlns:w16du="http://schemas.microsoft.com/office/word/2023/wordml/word16du" xmlns:w16sdtdh="http://schemas.microsoft.com/office/word/2020/wordml/sdtdatahash" xmlns:w16sdtfl="http://schemas.microsoft.com/office/word/2024/wordml/sdtformatlock" xmlns:w16se="http://schemas.microsoft.com/office/word/2015/wordml/symex" xmlns:wpg="http://schemas.microsoft.com/office/word/2010/wordprocessingGroup" xmlns:wpi="http://schemas.microsoft.com/office/word/2010/wordprocessingInk" xmlns:wne="http://schemas.microsoft.com/office/word/2006/wordml" xmlns:wps="http://schemas.microsoft.com/office/word/2010/wordprocessingShape" mc:Ignorable="w14 w15 w16se w16cid w16 w16cex w16sdtdh w16sdtfl w16du wp14">
   <w:abstractNum w:abstractNumId="0" w15:restartNumberingAfterBreak="0">
     <w:nsid w:val="06DE28D9"/>
     <w:multiLevelType w:val="hybridMultilevel"/>
@@ -4720,89 +4926,89 @@
       </w:rPr>
     </w:lvl>
   </w:abstractNum>
-  <w:num w:numId="1">
+  <w:num w:numId="1" w16cid:durableId="1756198983">
     <w:abstractNumId w:val="15"/>
   </w:num>
-  <w:num w:numId="2">
+  <w:num w:numId="2" w16cid:durableId="1769428634">
     <w:abstractNumId w:val="16"/>
   </w:num>
-  <w:num w:numId="3">
+  <w:num w:numId="3" w16cid:durableId="1243098460">
     <w:abstractNumId w:val="3"/>
   </w:num>
-  <w:num w:numId="4">
+  <w:num w:numId="4" w16cid:durableId="726031459">
     <w:abstractNumId w:val="14"/>
   </w:num>
-  <w:num w:numId="5">
+  <w:num w:numId="5" w16cid:durableId="1091584086">
     <w:abstractNumId w:val="17"/>
   </w:num>
-  <w:num w:numId="6">
+  <w:num w:numId="6" w16cid:durableId="910115540">
     <w:abstractNumId w:val="7"/>
   </w:num>
-  <w:num w:numId="7">
+  <w:num w:numId="7" w16cid:durableId="715593288">
     <w:abstractNumId w:val="12"/>
   </w:num>
-  <w:num w:numId="8">
+  <w:num w:numId="8" w16cid:durableId="1698311382">
     <w:abstractNumId w:val="18"/>
   </w:num>
-  <w:num w:numId="9">
+  <w:num w:numId="9" w16cid:durableId="839125515">
     <w:abstractNumId w:val="10"/>
   </w:num>
-  <w:num w:numId="10">
+  <w:num w:numId="10" w16cid:durableId="504632011">
     <w:abstractNumId w:val="25"/>
   </w:num>
-  <w:num w:numId="11">
+  <w:num w:numId="11" w16cid:durableId="1482036920">
     <w:abstractNumId w:val="13"/>
   </w:num>
-  <w:num w:numId="12">
+  <w:num w:numId="12" w16cid:durableId="164784056">
     <w:abstractNumId w:val="19"/>
   </w:num>
-  <w:num w:numId="13">
+  <w:num w:numId="13" w16cid:durableId="618487713">
     <w:abstractNumId w:val="8"/>
   </w:num>
-  <w:num w:numId="14">
+  <w:num w:numId="14" w16cid:durableId="704334836">
     <w:abstractNumId w:val="24"/>
   </w:num>
-  <w:num w:numId="15">
+  <w:num w:numId="15" w16cid:durableId="1346175989">
     <w:abstractNumId w:val="4"/>
   </w:num>
-  <w:num w:numId="16">
+  <w:num w:numId="16" w16cid:durableId="1981182929">
     <w:abstractNumId w:val="20"/>
   </w:num>
-  <w:num w:numId="17">
+  <w:num w:numId="17" w16cid:durableId="1251620348">
     <w:abstractNumId w:val="11"/>
   </w:num>
-  <w:num w:numId="18">
+  <w:num w:numId="18" w16cid:durableId="831287965">
     <w:abstractNumId w:val="1"/>
   </w:num>
-  <w:num w:numId="19">
+  <w:num w:numId="19" w16cid:durableId="1802069295">
     <w:abstractNumId w:val="2"/>
   </w:num>
-  <w:num w:numId="20">
+  <w:num w:numId="20" w16cid:durableId="1516991894">
     <w:abstractNumId w:val="0"/>
   </w:num>
-  <w:num w:numId="21">
+  <w:num w:numId="21" w16cid:durableId="1392147970">
     <w:abstractNumId w:val="9"/>
   </w:num>
-  <w:num w:numId="22">
+  <w:num w:numId="22" w16cid:durableId="887883015">
     <w:abstractNumId w:val="6"/>
   </w:num>
-  <w:num w:numId="23">
+  <w:num w:numId="23" w16cid:durableId="985431073">
     <w:abstractNumId w:val="21"/>
   </w:num>
-  <w:num w:numId="24">
+  <w:num w:numId="24" w16cid:durableId="1316881984">
     <w:abstractNumId w:val="5"/>
   </w:num>
-  <w:num w:numId="25">
+  <w:num w:numId="25" w16cid:durableId="80226863">
     <w:abstractNumId w:val="23"/>
   </w:num>
-  <w:num w:numId="26">
+  <w:num w:numId="26" w16cid:durableId="365101531">
     <w:abstractNumId w:val="22"/>
   </w:num>
 </w:numbering>
 </file>
 
 <file path=word/styles.xml><?xml version="1.0" encoding="utf-8"?>
-<w:styles xmlns:mc="http://schemas.openxmlformats.org/markup-compatibility/2006" xmlns:r="http://schemas.openxmlformats.org/officeDocument/2006/relationships" xmlns:w="http://schemas.openxmlformats.org/wordprocessingml/2006/main" xmlns:w14="http://schemas.microsoft.com/office/word/2010/wordml" xmlns:w15="http://schemas.microsoft.com/office/word/2012/wordml" xmlns:w16cex="http://schemas.microsoft.com/office/word/2018/wordml/cex" xmlns:w16cid="http://schemas.microsoft.com/office/word/2016/wordml/cid" xmlns:w16="http://schemas.microsoft.com/office/word/2018/wordml" xmlns:w16sdtdh="http://schemas.microsoft.com/office/word/2020/wordml/sdtdatahash" xmlns:w16se="http://schemas.microsoft.com/office/word/2015/wordml/symex" mc:Ignorable="w14 w15 w16se w16cid w16 w16cex w16sdtdh">
+<w:styles xmlns:mc="http://schemas.openxmlformats.org/markup-compatibility/2006" xmlns:r="http://schemas.openxmlformats.org/officeDocument/2006/relationships" xmlns:w="http://schemas.openxmlformats.org/wordprocessingml/2006/main" xmlns:w14="http://schemas.microsoft.com/office/word/2010/wordml" xmlns:w15="http://schemas.microsoft.com/office/word/2012/wordml" xmlns:w16cex="http://schemas.microsoft.com/office/word/2018/wordml/cex" xmlns:w16cid="http://schemas.microsoft.com/office/word/2016/wordml/cid" xmlns:w16="http://schemas.microsoft.com/office/word/2018/wordml" xmlns:w16du="http://schemas.microsoft.com/office/word/2023/wordml/word16du" xmlns:w16sdtdh="http://schemas.microsoft.com/office/word/2020/wordml/sdtdatahash" xmlns:w16sdtfl="http://schemas.microsoft.com/office/word/2024/wordml/sdtformatlock" xmlns:w16se="http://schemas.microsoft.com/office/word/2015/wordml/symex" mc:Ignorable="w14 w15 w16se w16cid w16 w16cex w16sdtdh w16sdtfl w16du">
   <w:docDefaults>
     <w:rPrDefault>
       <w:rPr>
@@ -5099,7 +5305,7 @@
   <w:style w:type="paragraph" w:default="1" w:styleId="a">
     <w:name w:val="Normal"/>
     <w:qFormat/>
-    <w:rsid w:val="007B0AF7"/>
+    <w:rsid w:val="009A4152"/>
   </w:style>
   <w:style w:type="paragraph" w:styleId="1">
     <w:name w:val="heading 1"/>
